--- a/book/draft-v2/서드브레인2편_12장_닫는글.docx
+++ b/book/draft-v2/서드브레인2편_12장_닫는글.docx
@@ -841,6 +841,155 @@
           <w:szCs w:val="19"/>
         </w:rPr>
         <w:t xml:space="preserve">— 서드브레인 2편, 여기서 1차 원고를 맺습니다. 각 장은 이후 문헌 심화와 사례 보강을 거쳐 완성 원고로 자랄 것입니다. 그러나 그 성장의 과정 또한, 이미 기록되고 있습니다.</w:t>
+      </w:r>
+    </w:p>
+    <w:p>
+      <w:r>
+        <w:br w:type="page"/>
+      </w:r>
+    </w:p>
+    <w:p>
+      <w:pPr>
+        <w:pStyle w:val="Heading2"/>
+        <w:spacing w:after="140" w:before="300"/>
+      </w:pPr>
+      <w:r>
+        <w:rPr>
+          <w:rFonts w:ascii="Malgun Gothic" w:cs="Malgun Gothic" w:eastAsia="Malgun Gothic" w:hAnsi="Malgun Gothic"/>
+          <w:b/>
+          <w:bCs/>
+          <w:color w:val="2E86AB"/>
+          <w:sz w:val="25"/>
+          <w:szCs w:val="25"/>
+        </w:rPr>
+        <w:t xml:space="preserve">12.4 [심화] 3부작의 지도 — 확장에서 상속으로, 그리고 이어짐으로</w:t>
+      </w:r>
+    </w:p>
+    <w:p>
+      <w:pPr>
+        <w:spacing w:after="150" w:before="0" w:line="312"/>
+        <w:jc w:val="both"/>
+      </w:pPr>
+      <w:r>
+        <w:rPr>
+          <w:rFonts w:ascii="Malgun Gothic" w:cs="Malgun Gothic" w:eastAsia="Malgun Gothic" w:hAnsi="Malgun Gothic"/>
+          <w:sz w:val="21"/>
+          <w:szCs w:val="21"/>
+        </w:rPr>
+        <w:t xml:space="preserve">이 책을 닫으며, 서드브레인이라는 여정 전체의 지도를 그려 보고 싶습니다. 세 권의 책은 하나의 큰 호(弧)를 이룹니다. 1편 『AI시대 새로운 인간의 뇌경영』은 확장의 이야기였습니다 — 나의 지능을 몸의 뇌·디지털 뇌·AI로 확장하는 법. 2편 『피지컬브레인』(이 책)은 체화와 상속의 이야기입니다 — 확장된 지능이 몸을 얻고, 나를 넘어 다음 세대로 전해지는 법. 그리고 언젠가 쓰일 3편은 이어짐의 이야기가 될 것입니다 — 한 사람의 그래프가 가족의 그래프로, 가족의 지혜가 공동체의 지혜로 자라는 법.</w:t>
+      </w:r>
+    </w:p>
+    <w:p>
+      <w:pPr>
+        <w:spacing w:after="150" w:before="0" w:line="312"/>
+        <w:jc w:val="both"/>
+      </w:pPr>
+      <w:r>
+        <w:rPr>
+          <w:rFonts w:ascii="Malgun Gothic" w:cs="Malgun Gothic" w:eastAsia="Malgun Gothic" w:hAnsi="Malgun Gothic"/>
+          <w:sz w:val="21"/>
+          <w:szCs w:val="21"/>
+        </w:rPr>
+        <w:t xml:space="preserve">이 세 단계는 인간이 지혜를 다뤄 온 역사의 축소판이기도 합니다. 개인이 배우고(확장), 그것을 자식에게 물려주고(상속), 그 물려받은 것들이 모여 문명이 됩니다(이어짐). 인류가 문자와 책과 도서관으로 해 온 일을, 서드브레인은 개인 지식그래프와 컴패니언으로 다시 합니다 — 다만 이번에는 죽은 텍스트가 아니라, 질문에 답하고 함께 자라는 살아 있는 시스템으로. 1편이 개인의 르네상스였다면, 2편은 가문의 유산이고, 3편은 지혜의 생태계입니다.</w:t>
+      </w:r>
+    </w:p>
+    <w:p>
+      <w:pPr>
+        <w:spacing w:after="150" w:before="0" w:line="312"/>
+        <w:jc w:val="both"/>
+      </w:pPr>
+      <w:r>
+        <w:rPr>
+          <w:rFonts w:ascii="Malgun Gothic" w:cs="Malgun Gothic" w:eastAsia="Malgun Gothic" w:hAnsi="Malgun Gothic"/>
+          <w:sz w:val="21"/>
+          <w:szCs w:val="21"/>
+        </w:rPr>
+        <w:t xml:space="preserve">그러나 3편은 아직 쓰이지 않았고, 쓰일 필요도 아직 없습니다. 왜냐하면 그것은 저 혼자 쓰는 책이 아니라, 이 책을 읽고 자신의 그래프를 기르기 시작한 수많은 독자들이 함께 쓰는 책이기 때문입니다. 여러분 각자의 n=1이 모일 때, 그것이 3편의 원고가 됩니다. 그러니 이 책의 마지막 부탁은 하나입니다 — 오늘, 당신의 첫 기록을 시작하십시오. 그 한 줄이 당신의 확장이 되고, 언젠가 누군가에게 상속될 것이며, 그렇게 우리 모두의 지혜로 이어질 것입니다.</w:t>
+      </w:r>
+    </w:p>
+    <w:p>
+      <w:pPr>
+        <w:shd w:fill="EAF3F1" w:val="clear"/>
+        <w:spacing w:after="60" w:before="180"/>
+      </w:pPr>
+      <w:r>
+        <w:rPr>
+          <w:rFonts w:ascii="Malgun Gothic" w:cs="Malgun Gothic" w:eastAsia="Malgun Gothic" w:hAnsi="Malgun Gothic"/>
+          <w:b/>
+          <w:bCs/>
+          <w:color w:val="1F6F6A"/>
+          <w:sz w:val="20"/>
+          <w:szCs w:val="20"/>
+        </w:rPr>
+        <w:t xml:space="preserve">[뇌경영 실천] 서드브레인 3부작의 지도</w:t>
+      </w:r>
+    </w:p>
+    <w:p>
+      <w:pPr>
+        <w:shd w:fill="EAF3F1" w:val="clear"/>
+        <w:spacing w:after="60" w:line="300"/>
+      </w:pPr>
+      <w:r>
+        <w:rPr>
+          <w:rFonts w:ascii="Malgun Gothic" w:cs="Malgun Gothic" w:eastAsia="Malgun Gothic" w:hAnsi="Malgun Gothic"/>
+          <w:color w:val="333333"/>
+          <w:sz w:val="20"/>
+          <w:szCs w:val="20"/>
+        </w:rPr>
+        <w:t xml:space="preserve">· 1편 뇌경영: 확장 — 몸의 뇌 × 디지털 뇌 × AI (개인의 르네상스)</w:t>
+      </w:r>
+    </w:p>
+    <w:p>
+      <w:pPr>
+        <w:shd w:fill="EAF3F1" w:val="clear"/>
+        <w:spacing w:after="60" w:line="300"/>
+      </w:pPr>
+      <w:r>
+        <w:rPr>
+          <w:rFonts w:ascii="Malgun Gothic" w:cs="Malgun Gothic" w:eastAsia="Malgun Gothic" w:hAnsi="Malgun Gothic"/>
+          <w:color w:val="333333"/>
+          <w:sz w:val="20"/>
+          <w:szCs w:val="20"/>
+        </w:rPr>
+        <w:t xml:space="preserve">· 2편 피지컬브레인: 체화와 상속 — 몸을 얻고 세대를 넘는 마음 (가문의 유산)</w:t>
+      </w:r>
+    </w:p>
+    <w:p>
+      <w:pPr>
+        <w:shd w:fill="EAF3F1" w:val="clear"/>
+        <w:spacing w:after="60" w:line="300"/>
+      </w:pPr>
+      <w:r>
+        <w:rPr>
+          <w:rFonts w:ascii="Malgun Gothic" w:cs="Malgun Gothic" w:eastAsia="Malgun Gothic" w:hAnsi="Malgun Gothic"/>
+          <w:color w:val="333333"/>
+          <w:sz w:val="20"/>
+          <w:szCs w:val="20"/>
+        </w:rPr>
+        <w:t xml:space="preserve">· 3편(예정) 이어지는 마음: 개인→가족→공동체의 지혜 (지혜의 생태계)</w:t>
+      </w:r>
+    </w:p>
+    <w:p>
+      <w:pPr>
+        <w:shd w:fill="EAF3F1" w:val="clear"/>
+        <w:spacing w:after="60" w:line="300"/>
+      </w:pPr>
+      <w:r>
+        <w:rPr>
+          <w:rFonts w:ascii="Malgun Gothic" w:cs="Malgun Gothic" w:eastAsia="Malgun Gothic" w:hAnsi="Malgun Gothic"/>
+          <w:color w:val="333333"/>
+          <w:sz w:val="20"/>
+          <w:szCs w:val="20"/>
+        </w:rPr>
+        <w:t xml:space="preserve">· 3편의 저자: 자신의 그래프를 기르기 시작한 모든 독자 — 당신의 n=1이 그 원고다</w:t>
+      </w:r>
+    </w:p>
+    <w:p>
+      <w:pPr>
+        <w:spacing w:after="140"/>
+      </w:pPr>
+      <w:r>
+        <w:t xml:space="preserve"/>
       </w:r>
     </w:p>
     <w:p>
